--- a/res/synthetic_fascicoli/fascicoli/fascicolo_sintetico_032/sentenza.docx
+++ b/res/synthetic_fascicoli/fascicoli/fascicolo_sintetico_032/sentenza.docx
@@ -338,7 +338,7 @@
               <w:rStyle w:val="PlaceholderText"/>
               <w:lang w:val="en-US"/>
             </w:rPr>
-            <w:t>910/2025</w:t>
+            <w:t>436/2025</w:t>
           </w:r>
         </w:sdtContent>
       </w:sdt>
@@ -400,7 +400,7 @@
               <w:rStyle w:val="PlaceholderText"/>
               <w:lang w:val="en-US"/>
             </w:rPr>
-            <w:t>Francesca Ana Leoni</w:t>
+            <w:t>Jose Costa-Souza</w:t>
           </w:r>
         </w:sdtContent>
       </w:sdt>
@@ -444,7 +444,7 @@
               <w:rStyle w:val="PlaceholderText"/>
               <w:lang w:val="en-US"/>
             </w:rPr>
-            <w:t>Sara Marini</w:t>
+            <w:t>Maria Rodrigues, Maria Souza</w:t>
           </w:r>
         </w:sdtContent>
       </w:sdt>
@@ -805,7 +805,7 @@
             <w:rPr>
               <w:rStyle w:val="PlaceholderText"/>
             </w:rPr>
-            <w:t>23-03-2025</w:t>
+            <w:t>06-04-2025</w:t>
           </w:r>
         </w:sdtContent>
       </w:sdt>
@@ -909,7 +909,7 @@
               <w:rStyle w:val="PlaceholderText"/>
               <w:lang w:val="en-US"/>
             </w:rPr>
-            <w:t>Nonostante la regolare notificazione del ricorso, il Ministero dell'Interno non si è costituito.</w:t>
+            <w:t>Il Ministero dell'Interno, tramite l'Avvocatura Distrettuale dello Stato di Brescia, si è costituito in giudizio il 05-06-2024.</w:t>
           </w:r>
         </w:sdtContent>
       </w:sdt>
@@ -1034,7 +1034,7 @@
             <w:rPr>
               <w:rStyle w:val="PlaceholderText"/>
             </w:rPr>
-            <w:t>Francesca Carlo Leoni</w:t>
+            <w:t>Ana Maria Costa</w:t>
           </w:r>
         </w:sdtContent>
       </w:sdt>
@@ -1092,7 +1092,7 @@
               <w:rStyle w:val="PlaceholderText"/>
               <w:lang w:val="en-US"/>
             </w:rPr>
-            <w:t>Bergamo</w:t>
+            <w:t>Mantova</w:t>
           </w:r>
         </w:sdtContent>
       </w:sdt>
@@ -1149,7 +1149,7 @@
               <w:rStyle w:val="PlaceholderText"/>
               <w:lang w:val="en-US"/>
             </w:rPr>
-            <w:t>07-04-1940</w:t>
+            <w:t>12-07-1889</w:t>
           </w:r>
         </w:sdtContent>
       </w:sdt>
@@ -1368,7 +1368,7 @@
               <w:rStyle w:val="PlaceholderText"/>
               <w:lang w:val="en-US"/>
             </w:rPr>
-            <w:t>Linea di discendenza allegata: Francesca Carlo Leoni -&gt; Paolo Neri -&gt; Francesca Ana Leoni</w:t>
+            <w:t>Linea di discendenza allegata: Ana Maria Costa -&gt; Diego Almeida-Costa -&gt; Jose Costa</w:t>
           </w:r>
         </w:sdtContent>
       </w:sdt>
@@ -2513,7 +2513,7 @@
               <w:rStyle w:val="PlaceholderText"/>
               <w:lang w:val="en-US"/>
             </w:rPr>
-            <w:t>Quest'ultima norma non si applica dunque al presente ricorso, iscritto a ruolo prima del 27.3.25.</w:t>
+            <w:t/>
           </w:r>
         </w:p>
       </w:sdtContent>
@@ -2803,7 +2803,7 @@
               <w:rStyle w:val="PlaceholderText"/>
               <w:lang w:val="en-US"/>
             </w:rPr>
-            <w:t>Di contro, il Ministero dell'Interno non si è costituito.</w:t>
+            <w:t>Di contro, il Ministero dell'Interno si è limitato a evocare l'accertamento di eventuali fattispecie estintive del diritto, senza nemmeno allegarle (né aver provato una richiesta di informazioni all'Autorità Consolare).</w:t>
           </w:r>
         </w:p>
       </w:sdtContent>
@@ -3247,7 +3247,7 @@
               <w:rStyle w:val="PlaceholderText"/>
               <w:lang w:val="en-US"/>
             </w:rPr>
-            <w:t>Francesca Ana Leoni, nato/a a Salvador il 07-07-1974</w:t>
+            <w:t>Jose Costa-Souza, nato/a a Recife il 21-03-1986</w:t>
           </w:r>
         </w:p>
       </w:sdtContent>
@@ -3294,7 +3294,7 @@
             <w:rPr>
               <w:rStyle w:val="PlaceholderText"/>
             </w:rPr>
-            <w:t>è cittadina italiana</w:t>
+            <w:t>è cittadino italiano</w:t>
           </w:r>
         </w:sdtContent>
       </w:sdt>
